--- a/public/templates/loverealm/quotation/TABLE OF CONTENTS.docx
+++ b/public/templates/loverealm/quotation/TABLE OF CONTENTS.docx
@@ -4,235 +4,115 @@
   <w:body>
     <w:p>
       <w:pPr>
-        <w:tabs>
-          <w:tab w:val="center" w:pos="4680"/>
-          <w:tab w:val="right" w:pos="9360"/>
+        <w:pStyle w:val="Header"/>
+        <w:tabs>
           <w:tab w:val="left" w:pos="12960"/>
           <w:tab w:val="left" w:pos="13041"/>
         </w:tabs>
         <w:ind w:right="-790"/>
-        <w:jc w:val="right"/>
-        <w:rPr>
-          <w:rFonts w:ascii="Candara" w:hAnsi="Candara"/>
-          <w:b/>
-          <w:sz w:val="20"/>
-          <w:szCs w:val="20"/>
-        </w:rPr>
-      </w:pPr>
-      <w:r>
-        <w:rPr>
-          <w:rFonts w:ascii="Calibri" w:hAnsi="Calibri" w:cs="Tahoma"/>
+        <w:jc w:val="center"/>
+        <w:rPr>
+          <w:rFonts w:cs="Tahoma"/>
           <w:b/>
           <w:sz w:val="52"/>
           <w:szCs w:val="40"/>
         </w:rPr>
-        <w:t xml:space="preserve"> </w:t>
-      </w:r>
+      </w:pPr>
       <w:r>
         <w:rPr>
-          <w:rFonts w:ascii="Calibri" w:hAnsi="Calibri" w:cs="Tahoma"/>
+          <w:rFonts w:cs="Tahoma"/>
           <w:b/>
           <w:sz w:val="52"/>
           <w:szCs w:val="40"/>
         </w:rPr>
-        <w:t xml:space="preserve"> </w:t>
+        <w:t xml:space="preserve">     </w:t>
       </w:r>
-      <w:r>
-        <w:rPr>
-          <w:rFonts w:ascii="Calibri" w:hAnsi="Calibri" w:cs="Tahoma"/>
+    </w:p>
+    <w:p>
+      <w:pPr>
+        <w:pStyle w:val="Header"/>
+        <w:tabs>
+          <w:tab w:val="left" w:pos="12960"/>
+          <w:tab w:val="left" w:pos="13041"/>
+        </w:tabs>
+        <w:ind w:right="-790"/>
+        <w:jc w:val="center"/>
+        <w:rPr>
+          <w:rFonts w:cs="Tahoma"/>
           <w:b/>
           <w:sz w:val="52"/>
           <w:szCs w:val="40"/>
         </w:rPr>
-        <w:t xml:space="preserve"> </w:t>
-      </w:r>
-      <w:r>
-        <w:rPr>
-          <w:rFonts w:ascii="Calibri" w:hAnsi="Calibri" w:cs="Tahoma"/>
-          <w:b/>
-          <w:sz w:val="52"/>
-          <w:szCs w:val="40"/>
-        </w:rPr>
-        <w:t xml:space="preserve"> </w:t>
-      </w:r>
-      <w:r>
+      </w:pPr>
+    </w:p>
+    <w:p>
+      <w:pPr>
+        <w:spacing w:before="120" w:after="40"/>
+        <w:jc w:val="center"/>
         <w:rPr>
           <w:rFonts w:ascii="Candara" w:hAnsi="Candara"/>
           <w:b/>
-          <w:sz w:val="20"/>
-          <w:szCs w:val="20"/>
-        </w:rPr>
-        <w:t>BEAUTIFUL CREATIONS COMPANY LIMITED</w:t>
+          <w:sz w:val="30"/>
+          <w:szCs w:val="30"/>
+        </w:rPr>
+      </w:pPr>
+      <w:r>
+        <w:rPr>
+          <w:rFonts w:ascii="Candara" w:hAnsi="Candara"/>
+          <w:b/>
+          <w:sz w:val="30"/>
+          <w:szCs w:val="30"/>
+        </w:rPr>
+        <w:t>{{titleUpper}}</w:t>
       </w:r>
     </w:p>
     <w:p>
       <w:pPr>
-        <w:autoSpaceDE w:val="0"/>
-        <w:autoSpaceDN w:val="0"/>
-        <w:adjustRightInd w:val="0"/>
-        <w:ind w:right="-846"/>
-        <w:jc w:val="right"/>
+        <w:spacing w:after="120"/>
+        <w:jc w:val="center"/>
         <w:rPr>
           <w:rFonts w:ascii="Candara" w:hAnsi="Candara"/>
           <w:b/>
-          <w:sz w:val="20"/>
-          <w:szCs w:val="20"/>
+          <w:sz w:val="24"/>
+          <w:szCs w:val="24"/>
         </w:rPr>
       </w:pPr>
       <w:r>
         <w:rPr>
-          <w:rFonts w:ascii="Candara" w:hAnsi="Candara" w:cs="Candara"/>
+          <w:rFonts w:ascii="Candara" w:hAnsi="Candara"/>
           <w:b/>
-          <w:bCs/>
-          <w:sz w:val="20"/>
-          <w:szCs w:val="20"/>
-        </w:rPr>
-        <w:t xml:space="preserve">                                 </w:t>
+          <w:sz w:val="24"/>
+          <w:szCs w:val="24"/>
+        </w:rPr>
+        <w:t xml:space="preserve">SQ NO.: </w:t>
       </w:r>
       <w:r>
         <w:rPr>
-          <w:rFonts w:ascii="Candara" w:hAnsi="Candara" w:cs="Candara"/>
-          <w:b/>
-          <w:bCs/>
-          <w:sz w:val="20"/>
-          <w:szCs w:val="20"/>
-        </w:rPr>
-        <w:tab/>
-        <w:t xml:space="preserve">                      </w:t>
-      </w:r>
-      <w:r>
-        <w:rPr>
           <w:rFonts w:ascii="Candara" w:hAnsi="Candara"/>
           <w:b/>
-          <w:sz w:val="20"/>
-          <w:szCs w:val="20"/>
-        </w:rPr>
-        <w:t>{{t</w:t>
-      </w:r>
-      <w:r>
-        <w:rPr>
-          <w:rFonts w:ascii="Candara" w:hAnsi="Candara"/>
-          <w:b/>
-          <w:sz w:val="20"/>
-          <w:szCs w:val="20"/>
-        </w:rPr>
-        <w:t>itleUpper</w:t>
-      </w:r>
-      <w:r>
-        <w:rPr>
-          <w:rFonts w:ascii="Candara" w:hAnsi="Candara"/>
-          <w:b/>
-          <w:sz w:val="20"/>
-          <w:szCs w:val="20"/>
-        </w:rPr>
-        <w:t>}}</w:t>
+          <w:sz w:val="24"/>
+          <w:szCs w:val="24"/>
+        </w:rPr>
+        <w:t>{{sqNumber}}</w:t>
       </w:r>
     </w:p>
     <w:p>
       <w:pPr>
-        <w:autoSpaceDE w:val="0"/>
-        <w:autoSpaceDN w:val="0"/>
-        <w:adjustRightInd w:val="0"/>
-        <w:ind w:right="-846"/>
-        <w:jc w:val="right"/>
-        <w:rPr>
-          <w:rFonts w:ascii="Candara" w:hAnsi="Candara"/>
-          <w:b/>
-          <w:sz w:val="20"/>
-          <w:szCs w:val="20"/>
-        </w:rPr>
-      </w:pPr>
-      <w:r>
-        <w:rPr>
-          <w:rFonts w:ascii="Candara" w:hAnsi="Candara"/>
-          <w:b/>
-          <w:sz w:val="20"/>
-          <w:szCs w:val="20"/>
-        </w:rPr>
-        <w:t xml:space="preserve">SQ, NO.: </w:t>
-      </w:r>
-      <w:r>
-        <w:rPr>
-          <w:rFonts w:ascii="Candara" w:hAnsi="Candara"/>
-          <w:b/>
-          <w:sz w:val="20"/>
-          <w:szCs w:val="20"/>
-        </w:rPr>
-        <w:t>{{</w:t>
-      </w:r>
-      <w:proofErr w:type="spellStart"/>
-      <w:r>
-        <w:rPr>
-          <w:rFonts w:ascii="Candara" w:hAnsi="Candara"/>
-          <w:b/>
-          <w:sz w:val="20"/>
-          <w:szCs w:val="20"/>
-        </w:rPr>
-        <w:t>sqNumber</w:t>
-      </w:r>
-      <w:proofErr w:type="spellEnd"/>
-      <w:r>
-        <w:rPr>
-          <w:rFonts w:ascii="Candara" w:hAnsi="Candara"/>
-          <w:b/>
-          <w:sz w:val="20"/>
-          <w:szCs w:val="20"/>
-        </w:rPr>
-        <w:t>}}</w:t>
-      </w:r>
-    </w:p>
-    <w:p>
-      <w:pPr>
-        <w:tabs>
-          <w:tab w:val="center" w:pos="4680"/>
-          <w:tab w:val="right" w:pos="9360"/>
-          <w:tab w:val="left" w:pos="12960"/>
-          <w:tab w:val="left" w:pos="13041"/>
-        </w:tabs>
-        <w:ind w:right="-790"/>
-        <w:jc w:val="right"/>
-        <w:rPr>
-          <w:rFonts w:ascii="Candara" w:hAnsi="Candara" w:cs="Candara"/>
-          <w:b/>
-          <w:bCs/>
-          <w:sz w:val="20"/>
-          <w:szCs w:val="20"/>
-        </w:rPr>
-      </w:pPr>
-    </w:p>
-    <w:p>
-      <w:pPr>
         <w:tabs>
           <w:tab w:val="left" w:pos="90"/>
         </w:tabs>
-        <w:ind w:left="180"/>
-        <w:rPr>
-          <w:rFonts w:ascii="Calibri" w:hAnsi="Calibri" w:cs="Tahoma"/>
+        <w:ind w:left="360"/>
+        <w:rPr>
           <w:b/>
           <w:sz w:val="52"/>
-          <w:szCs w:val="40"/>
-        </w:rPr>
-      </w:pPr>
-    </w:p>
-    <w:p>
-      <w:pPr>
-        <w:tabs>
-          <w:tab w:val="left" w:pos="90"/>
-        </w:tabs>
-        <w:ind w:left="180"/>
-        <w:rPr>
-          <w:rFonts w:ascii="Calibri" w:hAnsi="Calibri" w:cs="Tahoma"/>
+          <w:szCs w:val="52"/>
+        </w:rPr>
+      </w:pPr>
+      <w:r>
+        <w:rPr>
           <w:b/>
           <w:sz w:val="52"/>
-          <w:szCs w:val="40"/>
-        </w:rPr>
-      </w:pPr>
-      <w:r>
-        <w:rPr>
-          <w:rFonts w:ascii="Calibri" w:hAnsi="Calibri" w:cs="Tahoma"/>
-          <w:b/>
-          <w:sz w:val="52"/>
-          <w:szCs w:val="40"/>
+          <w:szCs w:val="52"/>
         </w:rPr>
         <w:t>TABLE OF CONTENTS</w:t>
       </w:r>
@@ -244,10 +124,9 @@
         </w:tabs>
         <w:ind w:left="180"/>
         <w:rPr>
-          <w:rFonts w:ascii="Calibri" w:hAnsi="Calibri" w:cs="Tahoma"/>
           <w:b/>
           <w:sz w:val="52"/>
-          <w:szCs w:val="40"/>
+          <w:szCs w:val="52"/>
         </w:rPr>
       </w:pPr>
     </w:p>
@@ -257,10 +136,9 @@
           <w:tab w:val="left" w:pos="90"/>
         </w:tabs>
         <w:rPr>
-          <w:rFonts w:ascii="Candara" w:hAnsi="Candara" w:cs="Tahoma"/>
           <w:b/>
           <w:sz w:val="52"/>
-          <w:szCs w:val="40"/>
+          <w:szCs w:val="52"/>
         </w:rPr>
       </w:pPr>
     </w:p>
@@ -268,7 +146,67 @@
       <w:pPr>
         <w:numPr>
           <w:ilvl w:val="0"/>
-          <w:numId w:val="7"/>
+          <w:numId w:val="8"/>
+        </w:numPr>
+        <w:spacing w:line="720" w:lineRule="auto"/>
+        <w:rPr>
+          <w:b/>
+          <w:sz w:val="52"/>
+          <w:szCs w:val="52"/>
+        </w:rPr>
+      </w:pPr>
+      <w:r>
+        <w:rPr>
+          <w:b/>
+          <w:sz w:val="52"/>
+          <w:szCs w:val="52"/>
+        </w:rPr>
+        <w:t xml:space="preserve">Bid </w:t>
+      </w:r>
+      <w:r>
+        <w:rPr>
+          <w:b/>
+          <w:sz w:val="52"/>
+          <w:szCs w:val="52"/>
+        </w:rPr>
+        <w:t>Form</w:t>
+      </w:r>
+    </w:p>
+    <w:p>
+      <w:pPr>
+        <w:numPr>
+          <w:ilvl w:val="0"/>
+          <w:numId w:val="8"/>
+        </w:numPr>
+        <w:spacing w:line="720" w:lineRule="auto"/>
+        <w:rPr>
+          <w:b/>
+          <w:sz w:val="52"/>
+          <w:szCs w:val="52"/>
+        </w:rPr>
+      </w:pPr>
+      <w:r>
+        <w:rPr>
+          <w:b/>
+          <w:sz w:val="52"/>
+          <w:szCs w:val="52"/>
+        </w:rPr>
+        <w:t>Price Schedule</w:t>
+      </w:r>
+      <w:r>
+        <w:rPr>
+          <w:b/>
+          <w:sz w:val="52"/>
+          <w:szCs w:val="52"/>
+        </w:rPr>
+        <w:t xml:space="preserve"> </w:t>
+      </w:r>
+    </w:p>
+    <w:p>
+      <w:pPr>
+        <w:numPr>
+          <w:ilvl w:val="0"/>
+          <w:numId w:val="8"/>
         </w:numPr>
         <w:spacing w:line="720" w:lineRule="auto"/>
         <w:rPr>
@@ -280,116 +218,21 @@
       </w:pPr>
       <w:r>
         <w:rPr>
-          <w:rFonts w:ascii="Candara" w:hAnsi="Candara"/>
-          <w:b/>
-          <w:sz w:val="36"/>
-          <w:szCs w:val="27"/>
-        </w:rPr>
-        <w:t xml:space="preserve">Bid </w:t>
-      </w:r>
-      <w:r>
-        <w:rPr>
-          <w:rFonts w:ascii="Candara" w:hAnsi="Candara"/>
-          <w:b/>
-          <w:sz w:val="36"/>
-          <w:szCs w:val="27"/>
-        </w:rPr>
-        <w:t>Form</w:t>
-      </w:r>
-    </w:p>
-    <w:p>
-      <w:pPr>
-        <w:numPr>
-          <w:ilvl w:val="0"/>
-          <w:numId w:val="7"/>
-        </w:numPr>
-        <w:spacing w:line="720" w:lineRule="auto"/>
-        <w:rPr>
-          <w:rFonts w:ascii="Candara" w:hAnsi="Candara"/>
-          <w:b/>
-          <w:sz w:val="36"/>
-          <w:szCs w:val="27"/>
-        </w:rPr>
-      </w:pPr>
-      <w:r>
-        <w:rPr>
-          <w:rFonts w:ascii="Candara" w:hAnsi="Candara"/>
-          <w:b/>
-          <w:sz w:val="36"/>
-          <w:szCs w:val="27"/>
-        </w:rPr>
-        <w:t>Price Schedule</w:t>
-      </w:r>
-      <w:r>
-        <w:rPr>
-          <w:rFonts w:ascii="Candara" w:hAnsi="Candara"/>
-          <w:b/>
-          <w:sz w:val="36"/>
-          <w:szCs w:val="27"/>
-        </w:rPr>
-        <w:t xml:space="preserve"> </w:t>
-      </w:r>
-    </w:p>
-    <w:p>
-      <w:pPr>
-        <w:numPr>
-          <w:ilvl w:val="0"/>
-          <w:numId w:val="7"/>
-        </w:numPr>
-        <w:spacing w:line="720" w:lineRule="auto"/>
-        <w:rPr>
-          <w:rFonts w:ascii="Candara" w:hAnsi="Candara"/>
-          <w:b/>
-          <w:sz w:val="36"/>
-          <w:szCs w:val="27"/>
-        </w:rPr>
-      </w:pPr>
-      <w:r>
-        <w:rPr>
-          <w:rFonts w:ascii="Candara" w:hAnsi="Candara"/>
-          <w:b/>
-          <w:sz w:val="36"/>
-          <w:szCs w:val="27"/>
-        </w:rPr>
-        <w:t>Brochure</w:t>
-      </w:r>
-    </w:p>
-    <w:p>
-      <w:pPr>
-        <w:numPr>
-          <w:ilvl w:val="0"/>
-          <w:numId w:val="7"/>
-        </w:numPr>
-        <w:spacing w:line="720" w:lineRule="auto"/>
-        <w:rPr>
-          <w:rFonts w:ascii="Candara" w:hAnsi="Candara"/>
-          <w:b/>
-          <w:sz w:val="36"/>
-          <w:szCs w:val="27"/>
-        </w:rPr>
-      </w:pPr>
-      <w:r>
-        <w:rPr>
-          <w:rFonts w:ascii="Candara" w:hAnsi="Candara"/>
-          <w:b/>
           <w:noProof/>
-          <w:sz w:val="36"/>
-          <w:szCs w:val="27"/>
-          <w:lang w:val="en-US"/>
         </w:rPr>
         <w:drawing>
-          <wp:anchor distT="0" distB="0" distL="114300" distR="114300" simplePos="0" relativeHeight="251658240" behindDoc="1" locked="0" layoutInCell="1" allowOverlap="1">
+          <wp:anchor distT="0" distB="0" distL="114300" distR="114300" simplePos="0" relativeHeight="251657728" behindDoc="1" locked="0" layoutInCell="1" allowOverlap="1">
             <wp:simplePos x="0" y="0"/>
-            <wp:positionH relativeFrom="column">
-              <wp:posOffset>4660265</wp:posOffset>
+            <wp:positionH relativeFrom="margin">
+              <wp:posOffset>3925570</wp:posOffset>
             </wp:positionH>
             <wp:positionV relativeFrom="paragraph">
-              <wp:posOffset>1798320</wp:posOffset>
+              <wp:posOffset>2211070</wp:posOffset>
             </wp:positionV>
-            <wp:extent cx="1274445" cy="682625"/>
+            <wp:extent cx="1790700" cy="809625"/>
             <wp:effectExtent l="0" t="0" r="0" b="0"/>
             <wp:wrapNone/>
-            <wp:docPr id="3" name="Picture 2"/>
+            <wp:docPr id="2" name="Picture 5"/>
             <wp:cNvGraphicFramePr>
               <a:graphicFrameLocks xmlns:a="http://schemas.openxmlformats.org/drawingml/2006/main"/>
             </wp:cNvGraphicFramePr>
@@ -397,13 +240,13 @@
               <a:graphicData uri="http://schemas.openxmlformats.org/drawingml/2006/picture">
                 <pic:pic xmlns:pic="http://schemas.openxmlformats.org/drawingml/2006/picture">
                   <pic:nvPicPr>
-                    <pic:cNvPr id="0" name="Picture 3"/>
+                    <pic:cNvPr id="0" name="Picture 5"/>
                     <pic:cNvPicPr>
                       <a:picLocks/>
                     </pic:cNvPicPr>
                   </pic:nvPicPr>
                   <pic:blipFill>
-                    <a:blip r:embed="rId5">
+                    <a:blip r:embed="rId7">
                       <a:extLst>
                         <a:ext uri="{28A0092B-C50C-407E-A947-70E740481C1C}">
                           <a14:useLocalDpi xmlns:a14="http://schemas.microsoft.com/office/drawing/2010/main" val="0"/>
@@ -418,12 +261,15 @@
                   <pic:spPr bwMode="auto">
                     <a:xfrm>
                       <a:off x="0" y="0"/>
-                      <a:ext cx="1274445" cy="682625"/>
+                      <a:ext cx="1790700" cy="809625"/>
                     </a:xfrm>
                     <a:prstGeom prst="rect">
                       <a:avLst/>
                     </a:prstGeom>
                     <a:noFill/>
+                    <a:ln>
+                      <a:noFill/>
+                    </a:ln>
                   </pic:spPr>
                 </pic:pic>
               </a:graphicData>
@@ -439,72 +285,19 @@
       </w:r>
       <w:r>
         <w:rPr>
-          <w:rFonts w:ascii="Candara" w:hAnsi="Candara"/>
           <w:b/>
-          <w:noProof/>
-          <w:sz w:val="36"/>
-          <w:szCs w:val="27"/>
-          <w:lang w:val="en-US"/>
-        </w:rPr>
-        <w:drawing>
-          <wp:anchor distT="0" distB="0" distL="114300" distR="114300" simplePos="0" relativeHeight="251657216" behindDoc="1" locked="0" layoutInCell="1" allowOverlap="1">
-            <wp:simplePos x="0" y="0"/>
-            <wp:positionH relativeFrom="column">
-              <wp:posOffset>2287905</wp:posOffset>
-            </wp:positionH>
-            <wp:positionV relativeFrom="paragraph">
-              <wp:posOffset>1919605</wp:posOffset>
-            </wp:positionV>
-            <wp:extent cx="1810385" cy="713105"/>
-            <wp:effectExtent l="0" t="0" r="0" b="0"/>
-            <wp:wrapNone/>
-            <wp:docPr id="2" name="Picture 1"/>
-            <wp:cNvGraphicFramePr>
-              <a:graphicFrameLocks xmlns:a="http://schemas.openxmlformats.org/drawingml/2006/main"/>
-            </wp:cNvGraphicFramePr>
-            <a:graphic xmlns:a="http://schemas.openxmlformats.org/drawingml/2006/main">
-              <a:graphicData uri="http://schemas.openxmlformats.org/drawingml/2006/picture">
-                <pic:pic xmlns:pic="http://schemas.openxmlformats.org/drawingml/2006/picture">
-                  <pic:nvPicPr>
-                    <pic:cNvPr id="0" name="Picture 2"/>
-                    <pic:cNvPicPr>
-                      <a:picLocks/>
-                    </pic:cNvPicPr>
-                  </pic:nvPicPr>
-                  <pic:blipFill>
-                    <a:blip r:embed="rId6">
-                      <a:extLst>
-                        <a:ext uri="{28A0092B-C50C-407E-A947-70E740481C1C}">
-                          <a14:useLocalDpi xmlns:a14="http://schemas.microsoft.com/office/drawing/2010/main" val="0"/>
-                        </a:ext>
-                      </a:extLst>
-                    </a:blip>
-                    <a:srcRect/>
-                    <a:stretch>
-                      <a:fillRect/>
-                    </a:stretch>
-                  </pic:blipFill>
-                  <pic:spPr bwMode="auto">
-                    <a:xfrm>
-                      <a:off x="0" y="0"/>
-                      <a:ext cx="1810385" cy="713105"/>
-                    </a:xfrm>
-                    <a:prstGeom prst="rect">
-                      <a:avLst/>
-                    </a:prstGeom>
-                    <a:noFill/>
-                  </pic:spPr>
-                </pic:pic>
-              </a:graphicData>
-            </a:graphic>
-            <wp14:sizeRelH relativeFrom="page">
-              <wp14:pctWidth>0</wp14:pctWidth>
-            </wp14:sizeRelH>
-            <wp14:sizeRelV relativeFrom="page">
-              <wp14:pctHeight>0</wp14:pctHeight>
-            </wp14:sizeRelV>
-          </wp:anchor>
-        </w:drawing>
+          <w:sz w:val="52"/>
+          <w:szCs w:val="52"/>
+        </w:rPr>
+        <w:t xml:space="preserve">     </w:t>
+      </w:r>
+      <w:r>
+        <w:rPr>
+          <w:b/>
+          <w:sz w:val="52"/>
+          <w:szCs w:val="52"/>
+        </w:rPr>
+        <w:t>Company Certificates</w:t>
       </w:r>
       <w:r>
         <w:rPr>
@@ -513,26 +306,191 @@
           <w:sz w:val="36"/>
           <w:szCs w:val="27"/>
         </w:rPr>
-        <w:t>Company Certificates</w:t>
-      </w:r>
-      <w:r>
-        <w:rPr>
-          <w:rFonts w:ascii="Candara" w:hAnsi="Candara"/>
-          <w:b/>
-          <w:sz w:val="36"/>
-          <w:szCs w:val="27"/>
-        </w:rPr>
         <w:br/>
       </w:r>
     </w:p>
     <w:sectPr>
-      <w:pgSz w:w="11906" w:h="16838" w:code="9"/>
+      <w:headerReference w:type="even" r:id="rId8"/>
+      <w:headerReference w:type="default" r:id="rId9"/>
+      <w:footerReference w:type="even" r:id="rId10"/>
+      <w:footerReference w:type="default" r:id="rId11"/>
+      <w:headerReference w:type="first" r:id="rId12"/>
+      <w:footerReference w:type="first" r:id="rId13"/>
+      <w:pgSz w:w="12240" w:h="15840"/>
       <w:pgMar w:top="1170" w:right="1800" w:bottom="900" w:left="1440" w:header="720" w:footer="720" w:gutter="0"/>
       <w:cols w:space="720"/>
       <w:docGrid w:linePitch="360"/>
     </w:sectPr>
   </w:body>
 </w:document>
+</file>
+
+<file path=word/endnotes.xml><?xml version="1.0" encoding="utf-8"?>
+<w:endnotes xmlns:wpc="http://schemas.microsoft.com/office/word/2010/wordprocessingCanvas" xmlns:cx="http://schemas.microsoft.com/office/drawing/2014/chartex" xmlns:cx1="http://schemas.microsoft.com/office/drawing/2015/9/8/chartex" xmlns:cx2="http://schemas.microsoft.com/office/drawing/2015/10/21/chartex" xmlns:cx3="http://schemas.microsoft.com/office/drawing/2016/5/9/chartex" xmlns:cx4="http://schemas.microsoft.com/office/drawing/2016/5/10/chartex" xmlns:cx5="http://schemas.microsoft.com/office/drawing/2016/5/11/chartex" xmlns:cx6="http://schemas.microsoft.com/office/drawing/2016/5/12/chartex" xmlns:cx7="http://schemas.microsoft.com/office/drawing/2016/5/13/chartex" xmlns:cx8="http://schemas.microsoft.com/office/drawing/2016/5/14/chartex" xmlns:mc="http://schemas.openxmlformats.org/markup-compatibility/2006" xmlns:aink="http://schemas.microsoft.com/office/drawing/2016/ink" xmlns:am3d="http://schemas.microsoft.com/office/drawing/2017/model3d" xmlns:o="urn:schemas-microsoft-com:office:office" xmlns:oel="http://schemas.microsoft.com/office/2019/extlst" xmlns:r="http://schemas.openxmlformats.org/officeDocument/2006/relationships" xmlns:m="http://schemas.openxmlformats.org/officeDocument/2006/math" xmlns:v="urn:schemas-microsoft-com:vml" xmlns:wp14="http://schemas.microsoft.com/office/word/2010/wordprocessingDrawing" xmlns:wp="http://schemas.openxmlformats.org/drawingml/2006/wordprocessingDrawing" xmlns:w10="urn:schemas-microsoft-com:office:word" xmlns:w="http://schemas.openxmlformats.org/wordprocessingml/2006/main" xmlns:w14="http://schemas.microsoft.com/office/word/2010/wordml" xmlns:w15="http://schemas.microsoft.com/office/word/2012/wordml" xmlns:w16cex="http://schemas.microsoft.com/office/word/2018/wordml/cex" xmlns:w16cid="http://schemas.microsoft.com/office/word/2016/wordml/cid" xmlns:w16="http://schemas.microsoft.com/office/word/2018/wordml" xmlns:w16sdtdh="http://schemas.microsoft.com/office/word/2020/wordml/sdtdatahash" xmlns:w16se="http://schemas.microsoft.com/office/word/2015/wordml/symex" xmlns:wpg="http://schemas.microsoft.com/office/word/2010/wordprocessingGroup" xmlns:wpi="http://schemas.microsoft.com/office/word/2010/wordprocessingInk" xmlns:wne="http://schemas.microsoft.com/office/word/2006/wordml" xmlns:wps="http://schemas.microsoft.com/office/word/2010/wordprocessingShape" mc:Ignorable="w14 w15 w16se w16cid w16 w16cex w16sdtdh wp14">
+  <w:endnote w:type="separator" w:id="-1">
+    <w:p>
+      <w:r>
+        <w:separator/>
+      </w:r>
+    </w:p>
+  </w:endnote>
+  <w:endnote w:type="continuationSeparator" w:id="0">
+    <w:p>
+      <w:r>
+        <w:continuationSeparator/>
+      </w:r>
+    </w:p>
+  </w:endnote>
+</w:endnotes>
+</file>
+
+<file path=word/footer1.xml><?xml version="1.0" encoding="utf-8"?>
+<w:ftr xmlns:wpc="http://schemas.microsoft.com/office/word/2010/wordprocessingCanvas" xmlns:cx="http://schemas.microsoft.com/office/drawing/2014/chartex" xmlns:cx1="http://schemas.microsoft.com/office/drawing/2015/9/8/chartex" xmlns:cx2="http://schemas.microsoft.com/office/drawing/2015/10/21/chartex" xmlns:cx3="http://schemas.microsoft.com/office/drawing/2016/5/9/chartex" xmlns:cx4="http://schemas.microsoft.com/office/drawing/2016/5/10/chartex" xmlns:cx5="http://schemas.microsoft.com/office/drawing/2016/5/11/chartex" xmlns:cx6="http://schemas.microsoft.com/office/drawing/2016/5/12/chartex" xmlns:cx7="http://schemas.microsoft.com/office/drawing/2016/5/13/chartex" xmlns:cx8="http://schemas.microsoft.com/office/drawing/2016/5/14/chartex" xmlns:mc="http://schemas.openxmlformats.org/markup-compatibility/2006" xmlns:aink="http://schemas.microsoft.com/office/drawing/2016/ink" xmlns:am3d="http://schemas.microsoft.com/office/drawing/2017/model3d" xmlns:o="urn:schemas-microsoft-com:office:office" xmlns:oel="http://schemas.microsoft.com/office/2019/extlst" xmlns:r="http://schemas.openxmlformats.org/officeDocument/2006/relationships" xmlns:m="http://schemas.openxmlformats.org/officeDocument/2006/math" xmlns:v="urn:schemas-microsoft-com:vml" xmlns:wp14="http://schemas.microsoft.com/office/word/2010/wordprocessingDrawing" xmlns:wp="http://schemas.openxmlformats.org/drawingml/2006/wordprocessingDrawing" xmlns:w10="urn:schemas-microsoft-com:office:word" xmlns:w="http://schemas.openxmlformats.org/wordprocessingml/2006/main" xmlns:w14="http://schemas.microsoft.com/office/word/2010/wordml" xmlns:w15="http://schemas.microsoft.com/office/word/2012/wordml" xmlns:w16cex="http://schemas.microsoft.com/office/word/2018/wordml/cex" xmlns:w16cid="http://schemas.microsoft.com/office/word/2016/wordml/cid" xmlns:w16="http://schemas.microsoft.com/office/word/2018/wordml" xmlns:w16sdtdh="http://schemas.microsoft.com/office/word/2020/wordml/sdtdatahash" xmlns:w16se="http://schemas.microsoft.com/office/word/2015/wordml/symex" xmlns:wpg="http://schemas.microsoft.com/office/word/2010/wordprocessingGroup" xmlns:wpi="http://schemas.microsoft.com/office/word/2010/wordprocessingInk" xmlns:wne="http://schemas.microsoft.com/office/word/2006/wordml" xmlns:wps="http://schemas.microsoft.com/office/word/2010/wordprocessingShape" mc:Ignorable="w14 w15 w16se w16cid w16 w16cex w16sdtdh wp14">
+  <w:p>
+    <w:pPr>
+      <w:pStyle w:val="Footer"/>
+    </w:pPr>
+  </w:p>
+</w:ftr>
+</file>
+
+<file path=word/footer2.xml><?xml version="1.0" encoding="utf-8"?>
+<w:ftr xmlns:wpc="http://schemas.microsoft.com/office/word/2010/wordprocessingCanvas" xmlns:cx="http://schemas.microsoft.com/office/drawing/2014/chartex" xmlns:cx1="http://schemas.microsoft.com/office/drawing/2015/9/8/chartex" xmlns:cx2="http://schemas.microsoft.com/office/drawing/2015/10/21/chartex" xmlns:cx3="http://schemas.microsoft.com/office/drawing/2016/5/9/chartex" xmlns:cx4="http://schemas.microsoft.com/office/drawing/2016/5/10/chartex" xmlns:cx5="http://schemas.microsoft.com/office/drawing/2016/5/11/chartex" xmlns:cx6="http://schemas.microsoft.com/office/drawing/2016/5/12/chartex" xmlns:cx7="http://schemas.microsoft.com/office/drawing/2016/5/13/chartex" xmlns:cx8="http://schemas.microsoft.com/office/drawing/2016/5/14/chartex" xmlns:mc="http://schemas.openxmlformats.org/markup-compatibility/2006" xmlns:aink="http://schemas.microsoft.com/office/drawing/2016/ink" xmlns:am3d="http://schemas.microsoft.com/office/drawing/2017/model3d" xmlns:o="urn:schemas-microsoft-com:office:office" xmlns:oel="http://schemas.microsoft.com/office/2019/extlst" xmlns:r="http://schemas.openxmlformats.org/officeDocument/2006/relationships" xmlns:m="http://schemas.openxmlformats.org/officeDocument/2006/math" xmlns:v="urn:schemas-microsoft-com:vml" xmlns:wp14="http://schemas.microsoft.com/office/word/2010/wordprocessingDrawing" xmlns:wp="http://schemas.openxmlformats.org/drawingml/2006/wordprocessingDrawing" xmlns:w10="urn:schemas-microsoft-com:office:word" xmlns:w="http://schemas.openxmlformats.org/wordprocessingml/2006/main" xmlns:w14="http://schemas.microsoft.com/office/word/2010/wordml" xmlns:w15="http://schemas.microsoft.com/office/word/2012/wordml" xmlns:w16cex="http://schemas.microsoft.com/office/word/2018/wordml/cex" xmlns:w16cid="http://schemas.microsoft.com/office/word/2016/wordml/cid" xmlns:w16="http://schemas.microsoft.com/office/word/2018/wordml" xmlns:w16sdtdh="http://schemas.microsoft.com/office/word/2020/wordml/sdtdatahash" xmlns:w16se="http://schemas.microsoft.com/office/word/2015/wordml/symex" xmlns:wpg="http://schemas.microsoft.com/office/word/2010/wordprocessingGroup" xmlns:wpi="http://schemas.microsoft.com/office/word/2010/wordprocessingInk" xmlns:wne="http://schemas.microsoft.com/office/word/2006/wordml" xmlns:wps="http://schemas.microsoft.com/office/word/2010/wordprocessingShape" mc:Ignorable="w14 w15 w16se w16cid w16 w16cex w16sdtdh wp14">
+  <w:p>
+    <w:pPr>
+      <w:pStyle w:val="Footer"/>
+    </w:pPr>
+  </w:p>
+</w:ftr>
+</file>
+
+<file path=word/footer3.xml><?xml version="1.0" encoding="utf-8"?>
+<w:ftr xmlns:wpc="http://schemas.microsoft.com/office/word/2010/wordprocessingCanvas" xmlns:cx="http://schemas.microsoft.com/office/drawing/2014/chartex" xmlns:cx1="http://schemas.microsoft.com/office/drawing/2015/9/8/chartex" xmlns:cx2="http://schemas.microsoft.com/office/drawing/2015/10/21/chartex" xmlns:cx3="http://schemas.microsoft.com/office/drawing/2016/5/9/chartex" xmlns:cx4="http://schemas.microsoft.com/office/drawing/2016/5/10/chartex" xmlns:cx5="http://schemas.microsoft.com/office/drawing/2016/5/11/chartex" xmlns:cx6="http://schemas.microsoft.com/office/drawing/2016/5/12/chartex" xmlns:cx7="http://schemas.microsoft.com/office/drawing/2016/5/13/chartex" xmlns:cx8="http://schemas.microsoft.com/office/drawing/2016/5/14/chartex" xmlns:mc="http://schemas.openxmlformats.org/markup-compatibility/2006" xmlns:aink="http://schemas.microsoft.com/office/drawing/2016/ink" xmlns:am3d="http://schemas.microsoft.com/office/drawing/2017/model3d" xmlns:o="urn:schemas-microsoft-com:office:office" xmlns:oel="http://schemas.microsoft.com/office/2019/extlst" xmlns:r="http://schemas.openxmlformats.org/officeDocument/2006/relationships" xmlns:m="http://schemas.openxmlformats.org/officeDocument/2006/math" xmlns:v="urn:schemas-microsoft-com:vml" xmlns:wp14="http://schemas.microsoft.com/office/word/2010/wordprocessingDrawing" xmlns:wp="http://schemas.openxmlformats.org/drawingml/2006/wordprocessingDrawing" xmlns:w10="urn:schemas-microsoft-com:office:word" xmlns:w="http://schemas.openxmlformats.org/wordprocessingml/2006/main" xmlns:w14="http://schemas.microsoft.com/office/word/2010/wordml" xmlns:w15="http://schemas.microsoft.com/office/word/2012/wordml" xmlns:w16cex="http://schemas.microsoft.com/office/word/2018/wordml/cex" xmlns:w16cid="http://schemas.microsoft.com/office/word/2016/wordml/cid" xmlns:w16="http://schemas.microsoft.com/office/word/2018/wordml" xmlns:w16sdtdh="http://schemas.microsoft.com/office/word/2020/wordml/sdtdatahash" xmlns:w16se="http://schemas.microsoft.com/office/word/2015/wordml/symex" xmlns:wpg="http://schemas.microsoft.com/office/word/2010/wordprocessingGroup" xmlns:wpi="http://schemas.microsoft.com/office/word/2010/wordprocessingInk" xmlns:wne="http://schemas.microsoft.com/office/word/2006/wordml" xmlns:wps="http://schemas.microsoft.com/office/word/2010/wordprocessingShape" mc:Ignorable="w14 w15 w16se w16cid w16 w16cex w16sdtdh wp14">
+  <w:p>
+    <w:pPr>
+      <w:pStyle w:val="Footer"/>
+    </w:pPr>
+  </w:p>
+</w:ftr>
+</file>
+
+<file path=word/footnotes.xml><?xml version="1.0" encoding="utf-8"?>
+<w:footnotes xmlns:wpc="http://schemas.microsoft.com/office/word/2010/wordprocessingCanvas" xmlns:cx="http://schemas.microsoft.com/office/drawing/2014/chartex" xmlns:cx1="http://schemas.microsoft.com/office/drawing/2015/9/8/chartex" xmlns:cx2="http://schemas.microsoft.com/office/drawing/2015/10/21/chartex" xmlns:cx3="http://schemas.microsoft.com/office/drawing/2016/5/9/chartex" xmlns:cx4="http://schemas.microsoft.com/office/drawing/2016/5/10/chartex" xmlns:cx5="http://schemas.microsoft.com/office/drawing/2016/5/11/chartex" xmlns:cx6="http://schemas.microsoft.com/office/drawing/2016/5/12/chartex" xmlns:cx7="http://schemas.microsoft.com/office/drawing/2016/5/13/chartex" xmlns:cx8="http://schemas.microsoft.com/office/drawing/2016/5/14/chartex" xmlns:mc="http://schemas.openxmlformats.org/markup-compatibility/2006" xmlns:aink="http://schemas.microsoft.com/office/drawing/2016/ink" xmlns:am3d="http://schemas.microsoft.com/office/drawing/2017/model3d" xmlns:o="urn:schemas-microsoft-com:office:office" xmlns:oel="http://schemas.microsoft.com/office/2019/extlst" xmlns:r="http://schemas.openxmlformats.org/officeDocument/2006/relationships" xmlns:m="http://schemas.openxmlformats.org/officeDocument/2006/math" xmlns:v="urn:schemas-microsoft-com:vml" xmlns:wp14="http://schemas.microsoft.com/office/word/2010/wordprocessingDrawing" xmlns:wp="http://schemas.openxmlformats.org/drawingml/2006/wordprocessingDrawing" xmlns:w10="urn:schemas-microsoft-com:office:word" xmlns:w="http://schemas.openxmlformats.org/wordprocessingml/2006/main" xmlns:w14="http://schemas.microsoft.com/office/word/2010/wordml" xmlns:w15="http://schemas.microsoft.com/office/word/2012/wordml" xmlns:w16cex="http://schemas.microsoft.com/office/word/2018/wordml/cex" xmlns:w16cid="http://schemas.microsoft.com/office/word/2016/wordml/cid" xmlns:w16="http://schemas.microsoft.com/office/word/2018/wordml" xmlns:w16sdtdh="http://schemas.microsoft.com/office/word/2020/wordml/sdtdatahash" xmlns:w16se="http://schemas.microsoft.com/office/word/2015/wordml/symex" xmlns:wpg="http://schemas.microsoft.com/office/word/2010/wordprocessingGroup" xmlns:wpi="http://schemas.microsoft.com/office/word/2010/wordprocessingInk" xmlns:wne="http://schemas.microsoft.com/office/word/2006/wordml" xmlns:wps="http://schemas.microsoft.com/office/word/2010/wordprocessingShape" mc:Ignorable="w14 w15 w16se w16cid w16 w16cex w16sdtdh wp14">
+  <w:footnote w:type="separator" w:id="-1">
+    <w:p>
+      <w:r>
+        <w:separator/>
+      </w:r>
+    </w:p>
+  </w:footnote>
+  <w:footnote w:type="continuationSeparator" w:id="0">
+    <w:p>
+      <w:r>
+        <w:continuationSeparator/>
+      </w:r>
+    </w:p>
+  </w:footnote>
+</w:footnotes>
+</file>
+
+<file path=word/header1.xml><?xml version="1.0" encoding="utf-8"?>
+<w:hdr xmlns:wpc="http://schemas.microsoft.com/office/word/2010/wordprocessingCanvas" xmlns:cx="http://schemas.microsoft.com/office/drawing/2014/chartex" xmlns:cx1="http://schemas.microsoft.com/office/drawing/2015/9/8/chartex" xmlns:cx2="http://schemas.microsoft.com/office/drawing/2015/10/21/chartex" xmlns:cx3="http://schemas.microsoft.com/office/drawing/2016/5/9/chartex" xmlns:cx4="http://schemas.microsoft.com/office/drawing/2016/5/10/chartex" xmlns:cx5="http://schemas.microsoft.com/office/drawing/2016/5/11/chartex" xmlns:cx6="http://schemas.microsoft.com/office/drawing/2016/5/12/chartex" xmlns:cx7="http://schemas.microsoft.com/office/drawing/2016/5/13/chartex" xmlns:cx8="http://schemas.microsoft.com/office/drawing/2016/5/14/chartex" xmlns:mc="http://schemas.openxmlformats.org/markup-compatibility/2006" xmlns:aink="http://schemas.microsoft.com/office/drawing/2016/ink" xmlns:am3d="http://schemas.microsoft.com/office/drawing/2017/model3d" xmlns:o="urn:schemas-microsoft-com:office:office" xmlns:oel="http://schemas.microsoft.com/office/2019/extlst" xmlns:r="http://schemas.openxmlformats.org/officeDocument/2006/relationships" xmlns:m="http://schemas.openxmlformats.org/officeDocument/2006/math" xmlns:v="urn:schemas-microsoft-com:vml" xmlns:wp14="http://schemas.microsoft.com/office/word/2010/wordprocessingDrawing" xmlns:wp="http://schemas.openxmlformats.org/drawingml/2006/wordprocessingDrawing" xmlns:w10="urn:schemas-microsoft-com:office:word" xmlns:w="http://schemas.openxmlformats.org/wordprocessingml/2006/main" xmlns:w14="http://schemas.microsoft.com/office/word/2010/wordml" xmlns:w15="http://schemas.microsoft.com/office/word/2012/wordml" xmlns:w16cex="http://schemas.microsoft.com/office/word/2018/wordml/cex" xmlns:w16cid="http://schemas.microsoft.com/office/word/2016/wordml/cid" xmlns:w16="http://schemas.microsoft.com/office/word/2018/wordml" xmlns:w16sdtdh="http://schemas.microsoft.com/office/word/2020/wordml/sdtdatahash" xmlns:w16se="http://schemas.microsoft.com/office/word/2015/wordml/symex" xmlns:wpg="http://schemas.microsoft.com/office/word/2010/wordprocessingGroup" xmlns:wpi="http://schemas.microsoft.com/office/word/2010/wordprocessingInk" xmlns:wne="http://schemas.microsoft.com/office/word/2006/wordml" xmlns:wps="http://schemas.microsoft.com/office/word/2010/wordprocessingShape" mc:Ignorable="w14 w15 w16se w16cid w16 w16cex w16sdtdh wp14">
+  <w:p>
+    <w:pPr>
+      <w:pStyle w:val="Header"/>
+    </w:pPr>
+  </w:p>
+</w:hdr>
+</file>
+
+<file path=word/header2.xml><?xml version="1.0" encoding="utf-8"?>
+<w:hdr xmlns:wpc="http://schemas.microsoft.com/office/word/2010/wordprocessingCanvas" xmlns:cx="http://schemas.microsoft.com/office/drawing/2014/chartex" xmlns:cx1="http://schemas.microsoft.com/office/drawing/2015/9/8/chartex" xmlns:cx2="http://schemas.microsoft.com/office/drawing/2015/10/21/chartex" xmlns:cx3="http://schemas.microsoft.com/office/drawing/2016/5/9/chartex" xmlns:cx4="http://schemas.microsoft.com/office/drawing/2016/5/10/chartex" xmlns:cx5="http://schemas.microsoft.com/office/drawing/2016/5/11/chartex" xmlns:cx6="http://schemas.microsoft.com/office/drawing/2016/5/12/chartex" xmlns:cx7="http://schemas.microsoft.com/office/drawing/2016/5/13/chartex" xmlns:cx8="http://schemas.microsoft.com/office/drawing/2016/5/14/chartex" xmlns:mc="http://schemas.openxmlformats.org/markup-compatibility/2006" xmlns:aink="http://schemas.microsoft.com/office/drawing/2016/ink" xmlns:am3d="http://schemas.microsoft.com/office/drawing/2017/model3d" xmlns:o="urn:schemas-microsoft-com:office:office" xmlns:oel="http://schemas.microsoft.com/office/2019/extlst" xmlns:r="http://schemas.openxmlformats.org/officeDocument/2006/relationships" xmlns:m="http://schemas.openxmlformats.org/officeDocument/2006/math" xmlns:v="urn:schemas-microsoft-com:vml" xmlns:wp14="http://schemas.microsoft.com/office/word/2010/wordprocessingDrawing" xmlns:wp="http://schemas.openxmlformats.org/drawingml/2006/wordprocessingDrawing" xmlns:w10="urn:schemas-microsoft-com:office:word" xmlns:w="http://schemas.openxmlformats.org/wordprocessingml/2006/main" xmlns:w14="http://schemas.microsoft.com/office/word/2010/wordml" xmlns:w15="http://schemas.microsoft.com/office/word/2012/wordml" xmlns:w16cex="http://schemas.microsoft.com/office/word/2018/wordml/cex" xmlns:w16cid="http://schemas.microsoft.com/office/word/2016/wordml/cid" xmlns:w16="http://schemas.microsoft.com/office/word/2018/wordml" xmlns:w16sdtdh="http://schemas.microsoft.com/office/word/2020/wordml/sdtdatahash" xmlns:w16se="http://schemas.microsoft.com/office/word/2015/wordml/symex" xmlns:wpg="http://schemas.microsoft.com/office/word/2010/wordprocessingGroup" xmlns:wpi="http://schemas.microsoft.com/office/word/2010/wordprocessingInk" xmlns:wne="http://schemas.microsoft.com/office/word/2006/wordml" xmlns:wps="http://schemas.microsoft.com/office/word/2010/wordprocessingShape" mc:Ignorable="w14 w15 w16se w16cid w16 w16cex w16sdtdh wp14">
+  <w:p>
+    <w:pPr>
+      <w:pStyle w:val="Header"/>
+    </w:pPr>
+    <w:r>
+      <w:rPr>
+        <w:noProof/>
+      </w:rPr>
+      <w:drawing>
+        <wp:anchor distT="0" distB="0" distL="114300" distR="114300" simplePos="0" relativeHeight="251657728" behindDoc="1" locked="0" layoutInCell="1" allowOverlap="1">
+          <wp:simplePos x="0" y="0"/>
+          <wp:positionH relativeFrom="column">
+            <wp:posOffset>4610100</wp:posOffset>
+          </wp:positionH>
+          <wp:positionV relativeFrom="paragraph">
+            <wp:posOffset>-400050</wp:posOffset>
+          </wp:positionV>
+          <wp:extent cx="2171700" cy="685800"/>
+          <wp:effectExtent l="0" t="0" r="0" b="0"/>
+          <wp:wrapNone/>
+          <wp:docPr id="1" name="Picture 11"/>
+          <wp:cNvGraphicFramePr>
+            <a:graphicFrameLocks xmlns:a="http://schemas.openxmlformats.org/drawingml/2006/main"/>
+          </wp:cNvGraphicFramePr>
+          <a:graphic xmlns:a="http://schemas.openxmlformats.org/drawingml/2006/main">
+            <a:graphicData uri="http://schemas.openxmlformats.org/drawingml/2006/picture">
+              <pic:pic xmlns:pic="http://schemas.openxmlformats.org/drawingml/2006/picture">
+                <pic:nvPicPr>
+                  <pic:cNvPr id="0" name="Picture 11"/>
+                  <pic:cNvPicPr>
+                    <a:picLocks/>
+                  </pic:cNvPicPr>
+                </pic:nvPicPr>
+                <pic:blipFill>
+                  <a:blip r:embed="rId1">
+                    <a:extLst>
+                      <a:ext uri="{28A0092B-C50C-407E-A947-70E740481C1C}">
+                        <a14:useLocalDpi xmlns:a14="http://schemas.microsoft.com/office/drawing/2010/main" val="0"/>
+                      </a:ext>
+                    </a:extLst>
+                  </a:blip>
+                  <a:srcRect/>
+                  <a:stretch>
+                    <a:fillRect/>
+                  </a:stretch>
+                </pic:blipFill>
+                <pic:spPr bwMode="auto">
+                  <a:xfrm>
+                    <a:off x="0" y="0"/>
+                    <a:ext cx="2171700" cy="685800"/>
+                  </a:xfrm>
+                  <a:prstGeom prst="rect">
+                    <a:avLst/>
+                  </a:prstGeom>
+                  <a:noFill/>
+                  <a:ln>
+                    <a:noFill/>
+                  </a:ln>
+                </pic:spPr>
+              </pic:pic>
+            </a:graphicData>
+          </a:graphic>
+          <wp14:sizeRelH relativeFrom="page">
+            <wp14:pctWidth>0</wp14:pctWidth>
+          </wp14:sizeRelH>
+          <wp14:sizeRelV relativeFrom="page">
+            <wp14:pctHeight>0</wp14:pctHeight>
+          </wp14:sizeRelV>
+        </wp:anchor>
+      </w:drawing>
+    </w:r>
+    <w:r>
+      <w:t xml:space="preserve">                                                                                                                                                                           </w:t>
+    </w:r>
+  </w:p>
+</w:hdr>
+</file>
+
+<file path=word/header3.xml><?xml version="1.0" encoding="utf-8"?>
+<w:hdr xmlns:wpc="http://schemas.microsoft.com/office/word/2010/wordprocessingCanvas" xmlns:cx="http://schemas.microsoft.com/office/drawing/2014/chartex" xmlns:cx1="http://schemas.microsoft.com/office/drawing/2015/9/8/chartex" xmlns:cx2="http://schemas.microsoft.com/office/drawing/2015/10/21/chartex" xmlns:cx3="http://schemas.microsoft.com/office/drawing/2016/5/9/chartex" xmlns:cx4="http://schemas.microsoft.com/office/drawing/2016/5/10/chartex" xmlns:cx5="http://schemas.microsoft.com/office/drawing/2016/5/11/chartex" xmlns:cx6="http://schemas.microsoft.com/office/drawing/2016/5/12/chartex" xmlns:cx7="http://schemas.microsoft.com/office/drawing/2016/5/13/chartex" xmlns:cx8="http://schemas.microsoft.com/office/drawing/2016/5/14/chartex" xmlns:mc="http://schemas.openxmlformats.org/markup-compatibility/2006" xmlns:aink="http://schemas.microsoft.com/office/drawing/2016/ink" xmlns:am3d="http://schemas.microsoft.com/office/drawing/2017/model3d" xmlns:o="urn:schemas-microsoft-com:office:office" xmlns:oel="http://schemas.microsoft.com/office/2019/extlst" xmlns:r="http://schemas.openxmlformats.org/officeDocument/2006/relationships" xmlns:m="http://schemas.openxmlformats.org/officeDocument/2006/math" xmlns:v="urn:schemas-microsoft-com:vml" xmlns:wp14="http://schemas.microsoft.com/office/word/2010/wordprocessingDrawing" xmlns:wp="http://schemas.openxmlformats.org/drawingml/2006/wordprocessingDrawing" xmlns:w10="urn:schemas-microsoft-com:office:word" xmlns:w="http://schemas.openxmlformats.org/wordprocessingml/2006/main" xmlns:w14="http://schemas.microsoft.com/office/word/2010/wordml" xmlns:w15="http://schemas.microsoft.com/office/word/2012/wordml" xmlns:w16cex="http://schemas.microsoft.com/office/word/2018/wordml/cex" xmlns:w16cid="http://schemas.microsoft.com/office/word/2016/wordml/cid" xmlns:w16="http://schemas.microsoft.com/office/word/2018/wordml" xmlns:w16sdtdh="http://schemas.microsoft.com/office/word/2020/wordml/sdtdatahash" xmlns:w16se="http://schemas.microsoft.com/office/word/2015/wordml/symex" xmlns:wpg="http://schemas.microsoft.com/office/word/2010/wordprocessingGroup" xmlns:wpi="http://schemas.microsoft.com/office/word/2010/wordprocessingInk" xmlns:wne="http://schemas.microsoft.com/office/word/2006/wordml" xmlns:wps="http://schemas.microsoft.com/office/word/2010/wordprocessingShape" mc:Ignorable="w14 w15 w16se w16cid w16 w16cex w16sdtdh wp14">
+  <w:p>
+    <w:pPr>
+      <w:pStyle w:val="Header"/>
+    </w:pPr>
+  </w:p>
+</w:hdr>
 </file>
 
 <file path=word/numbering.xml><?xml version="1.0" encoding="utf-8"?>
@@ -1414,26 +1372,142 @@
       </w:pPr>
     </w:lvl>
   </w:abstractNum>
-  <w:num w:numId="1" w16cid:durableId="1491408349">
+  <w:abstractNum w:abstractNumId="7" w15:restartNumberingAfterBreak="0">
+    <w:nsid w:val="73B116A8"/>
+    <w:multiLevelType w:val="hybridMultilevel"/>
+    <w:tmpl w:val="A5AC2E16"/>
+    <w:lvl w:ilvl="0" w:tplc="04090009">
+      <w:start w:val="1"/>
+      <w:numFmt w:val="bullet"/>
+      <w:lvlText w:val=""/>
+      <w:lvlJc w:val="left"/>
+      <w:pPr>
+        <w:ind w:left="720" w:hanging="360"/>
+      </w:pPr>
+      <w:rPr>
+        <w:rFonts w:ascii="Wingdings" w:hAnsi="Wingdings" w:hint="default"/>
+      </w:rPr>
+    </w:lvl>
+    <w:lvl w:ilvl="1" w:tplc="04090003">
+      <w:start w:val="1"/>
+      <w:numFmt w:val="bullet"/>
+      <w:lvlText w:val="o"/>
+      <w:lvlJc w:val="left"/>
+      <w:pPr>
+        <w:ind w:left="1440" w:hanging="360"/>
+      </w:pPr>
+      <w:rPr>
+        <w:rFonts w:ascii="Courier New" w:hAnsi="Courier New" w:cs="Courier New" w:hint="default"/>
+      </w:rPr>
+    </w:lvl>
+    <w:lvl w:ilvl="2" w:tplc="04090005" w:tentative="1">
+      <w:start w:val="1"/>
+      <w:numFmt w:val="bullet"/>
+      <w:lvlText w:val=""/>
+      <w:lvlJc w:val="left"/>
+      <w:pPr>
+        <w:ind w:left="2160" w:hanging="360"/>
+      </w:pPr>
+      <w:rPr>
+        <w:rFonts w:ascii="Wingdings" w:hAnsi="Wingdings" w:hint="default"/>
+      </w:rPr>
+    </w:lvl>
+    <w:lvl w:ilvl="3" w:tplc="04090001" w:tentative="1">
+      <w:start w:val="1"/>
+      <w:numFmt w:val="bullet"/>
+      <w:lvlText w:val=""/>
+      <w:lvlJc w:val="left"/>
+      <w:pPr>
+        <w:ind w:left="2880" w:hanging="360"/>
+      </w:pPr>
+      <w:rPr>
+        <w:rFonts w:ascii="Symbol" w:hAnsi="Symbol" w:hint="default"/>
+      </w:rPr>
+    </w:lvl>
+    <w:lvl w:ilvl="4" w:tplc="04090003" w:tentative="1">
+      <w:start w:val="1"/>
+      <w:numFmt w:val="bullet"/>
+      <w:lvlText w:val="o"/>
+      <w:lvlJc w:val="left"/>
+      <w:pPr>
+        <w:ind w:left="3600" w:hanging="360"/>
+      </w:pPr>
+      <w:rPr>
+        <w:rFonts w:ascii="Courier New" w:hAnsi="Courier New" w:cs="Courier New" w:hint="default"/>
+      </w:rPr>
+    </w:lvl>
+    <w:lvl w:ilvl="5" w:tplc="04090005" w:tentative="1">
+      <w:start w:val="1"/>
+      <w:numFmt w:val="bullet"/>
+      <w:lvlText w:val=""/>
+      <w:lvlJc w:val="left"/>
+      <w:pPr>
+        <w:ind w:left="4320" w:hanging="360"/>
+      </w:pPr>
+      <w:rPr>
+        <w:rFonts w:ascii="Wingdings" w:hAnsi="Wingdings" w:hint="default"/>
+      </w:rPr>
+    </w:lvl>
+    <w:lvl w:ilvl="6" w:tplc="04090001" w:tentative="1">
+      <w:start w:val="1"/>
+      <w:numFmt w:val="bullet"/>
+      <w:lvlText w:val=""/>
+      <w:lvlJc w:val="left"/>
+      <w:pPr>
+        <w:ind w:left="5040" w:hanging="360"/>
+      </w:pPr>
+      <w:rPr>
+        <w:rFonts w:ascii="Symbol" w:hAnsi="Symbol" w:hint="default"/>
+      </w:rPr>
+    </w:lvl>
+    <w:lvl w:ilvl="7" w:tplc="04090003" w:tentative="1">
+      <w:start w:val="1"/>
+      <w:numFmt w:val="bullet"/>
+      <w:lvlText w:val="o"/>
+      <w:lvlJc w:val="left"/>
+      <w:pPr>
+        <w:ind w:left="5760" w:hanging="360"/>
+      </w:pPr>
+      <w:rPr>
+        <w:rFonts w:ascii="Courier New" w:hAnsi="Courier New" w:cs="Courier New" w:hint="default"/>
+      </w:rPr>
+    </w:lvl>
+    <w:lvl w:ilvl="8" w:tplc="04090005" w:tentative="1">
+      <w:start w:val="1"/>
+      <w:numFmt w:val="bullet"/>
+      <w:lvlText w:val=""/>
+      <w:lvlJc w:val="left"/>
+      <w:pPr>
+        <w:ind w:left="6480" w:hanging="360"/>
+      </w:pPr>
+      <w:rPr>
+        <w:rFonts w:ascii="Wingdings" w:hAnsi="Wingdings" w:hint="default"/>
+      </w:rPr>
+    </w:lvl>
+  </w:abstractNum>
+  <w:num w:numId="1" w16cid:durableId="895430831">
     <w:abstractNumId w:val="1"/>
   </w:num>
-  <w:num w:numId="2" w16cid:durableId="1828863322">
+  <w:num w:numId="2" w16cid:durableId="1822384428">
     <w:abstractNumId w:val="6"/>
   </w:num>
-  <w:num w:numId="3" w16cid:durableId="1652515330">
+  <w:num w:numId="3" w16cid:durableId="665978663">
     <w:abstractNumId w:val="0"/>
   </w:num>
-  <w:num w:numId="4" w16cid:durableId="902907768">
+  <w:num w:numId="4" w16cid:durableId="282926128">
     <w:abstractNumId w:val="5"/>
   </w:num>
-  <w:num w:numId="5" w16cid:durableId="460074524">
+  <w:num w:numId="5" w16cid:durableId="413935708">
     <w:abstractNumId w:val="4"/>
   </w:num>
-  <w:num w:numId="6" w16cid:durableId="684210464">
+  <w:num w:numId="6" w16cid:durableId="2122602973">
     <w:abstractNumId w:val="3"/>
   </w:num>
-  <w:num w:numId="7" w16cid:durableId="1168521126">
+  <w:num w:numId="7" w16cid:durableId="750350765">
     <w:abstractNumId w:val="2"/>
+  </w:num>
+  <w:num w:numId="8" w16cid:durableId="1053192691">
+    <w:abstractNumId w:val="7"/>
   </w:num>
 </w:numbering>
 </file>
@@ -1460,55 +1534,13 @@
     <w:lsdException w:name="heading 7" w:semiHidden="1" w:unhideWhenUsed="1" w:qFormat="1"/>
     <w:lsdException w:name="heading 8" w:semiHidden="1" w:unhideWhenUsed="1" w:qFormat="1"/>
     <w:lsdException w:name="heading 9" w:semiHidden="1" w:unhideWhenUsed="1" w:qFormat="1"/>
+    <w:lsdException w:name="header" w:uiPriority="99"/>
+    <w:lsdException w:name="footer" w:uiPriority="99"/>
     <w:lsdException w:name="caption" w:semiHidden="1" w:unhideWhenUsed="1" w:qFormat="1"/>
     <w:lsdException w:name="Title" w:qFormat="1"/>
     <w:lsdException w:name="Subtitle" w:qFormat="1"/>
     <w:lsdException w:name="Strong" w:qFormat="1"/>
     <w:lsdException w:name="Emphasis" w:qFormat="1"/>
-    <w:lsdException w:name="Normal Table" w:semiHidden="1" w:unhideWhenUsed="1"/>
-    <w:lsdException w:name="Table Simple 1" w:semiHidden="1" w:unhideWhenUsed="1"/>
-    <w:lsdException w:name="Table Simple 2" w:semiHidden="1" w:unhideWhenUsed="1"/>
-    <w:lsdException w:name="Table Simple 3" w:semiHidden="1" w:unhideWhenUsed="1"/>
-    <w:lsdException w:name="Table Classic 1" w:semiHidden="1" w:unhideWhenUsed="1"/>
-    <w:lsdException w:name="Table Classic 2" w:semiHidden="1" w:unhideWhenUsed="1"/>
-    <w:lsdException w:name="Table Classic 3" w:semiHidden="1" w:unhideWhenUsed="1"/>
-    <w:lsdException w:name="Table Classic 4" w:semiHidden="1" w:unhideWhenUsed="1"/>
-    <w:lsdException w:name="Table Colorful 1" w:semiHidden="1" w:unhideWhenUsed="1"/>
-    <w:lsdException w:name="Table Colorful 2" w:semiHidden="1" w:unhideWhenUsed="1"/>
-    <w:lsdException w:name="Table Colorful 3" w:semiHidden="1" w:unhideWhenUsed="1"/>
-    <w:lsdException w:name="Table Columns 1" w:semiHidden="1" w:unhideWhenUsed="1"/>
-    <w:lsdException w:name="Table Columns 2" w:semiHidden="1" w:unhideWhenUsed="1"/>
-    <w:lsdException w:name="Table Columns 3" w:semiHidden="1" w:unhideWhenUsed="1"/>
-    <w:lsdException w:name="Table Columns 4" w:semiHidden="1" w:unhideWhenUsed="1"/>
-    <w:lsdException w:name="Table Columns 5" w:semiHidden="1" w:unhideWhenUsed="1"/>
-    <w:lsdException w:name="Table Grid 1" w:semiHidden="1" w:unhideWhenUsed="1"/>
-    <w:lsdException w:name="Table Grid 2" w:semiHidden="1" w:unhideWhenUsed="1"/>
-    <w:lsdException w:name="Table Grid 3" w:semiHidden="1" w:unhideWhenUsed="1"/>
-    <w:lsdException w:name="Table Grid 4" w:semiHidden="1" w:unhideWhenUsed="1"/>
-    <w:lsdException w:name="Table Grid 5" w:semiHidden="1" w:unhideWhenUsed="1"/>
-    <w:lsdException w:name="Table Grid 6" w:semiHidden="1" w:unhideWhenUsed="1"/>
-    <w:lsdException w:name="Table Grid 7" w:semiHidden="1" w:unhideWhenUsed="1"/>
-    <w:lsdException w:name="Table Grid 8" w:semiHidden="1" w:unhideWhenUsed="1"/>
-    <w:lsdException w:name="Table List 1" w:semiHidden="1" w:unhideWhenUsed="1"/>
-    <w:lsdException w:name="Table List 2" w:semiHidden="1" w:unhideWhenUsed="1"/>
-    <w:lsdException w:name="Table List 3" w:semiHidden="1" w:unhideWhenUsed="1"/>
-    <w:lsdException w:name="Table List 4" w:semiHidden="1" w:unhideWhenUsed="1"/>
-    <w:lsdException w:name="Table List 5" w:semiHidden="1" w:unhideWhenUsed="1"/>
-    <w:lsdException w:name="Table List 6" w:semiHidden="1" w:unhideWhenUsed="1"/>
-    <w:lsdException w:name="Table List 7" w:semiHidden="1" w:unhideWhenUsed="1"/>
-    <w:lsdException w:name="Table List 8" w:semiHidden="1" w:unhideWhenUsed="1"/>
-    <w:lsdException w:name="Table 3D effects 1" w:semiHidden="1" w:unhideWhenUsed="1"/>
-    <w:lsdException w:name="Table 3D effects 2" w:semiHidden="1" w:unhideWhenUsed="1"/>
-    <w:lsdException w:name="Table 3D effects 3" w:semiHidden="1" w:unhideWhenUsed="1"/>
-    <w:lsdException w:name="Table Contemporary" w:semiHidden="1" w:unhideWhenUsed="1"/>
-    <w:lsdException w:name="Table Elegant" w:semiHidden="1" w:unhideWhenUsed="1"/>
-    <w:lsdException w:name="Table Professional" w:semiHidden="1" w:unhideWhenUsed="1"/>
-    <w:lsdException w:name="Table Subtle 1" w:semiHidden="1" w:unhideWhenUsed="1"/>
-    <w:lsdException w:name="Table Subtle 2" w:semiHidden="1" w:unhideWhenUsed="1"/>
-    <w:lsdException w:name="Table Web 1" w:semiHidden="1" w:unhideWhenUsed="1"/>
-    <w:lsdException w:name="Table Web 2" w:semiHidden="1" w:unhideWhenUsed="1"/>
-    <w:lsdException w:name="Table Web 3" w:semiHidden="1" w:unhideWhenUsed="1"/>
-    <w:lsdException w:name="Table Theme" w:semiHidden="1" w:unhideWhenUsed="1"/>
     <w:lsdException w:name="Placeholder Text" w:semiHidden="1" w:uiPriority="99"/>
     <w:lsdException w:name="No Spacing" w:uiPriority="1" w:qFormat="1"/>
     <w:lsdException w:name="Light Shading" w:uiPriority="60"/>
@@ -1741,15 +1773,11 @@
   </w:style>
   <w:style w:type="character" w:default="1" w:styleId="DefaultParagraphFont">
     <w:name w:val="Default Paragraph Font"/>
-    <w:uiPriority w:val="1"/>
     <w:semiHidden/>
-    <w:unhideWhenUsed/>
   </w:style>
   <w:style w:type="table" w:default="1" w:styleId="TableNormal">
     <w:name w:val="Normal Table"/>
-    <w:uiPriority w:val="99"/>
     <w:semiHidden/>
-    <w:unhideWhenUsed/>
     <w:tblPr>
       <w:tblInd w:w="0" w:type="dxa"/>
       <w:tblCellMar>
@@ -1762,9 +1790,7 @@
   </w:style>
   <w:style w:type="numbering" w:default="1" w:styleId="NoList">
     <w:name w:val="No List"/>
-    <w:uiPriority w:val="99"/>
     <w:semiHidden/>
-    <w:unhideWhenUsed/>
   </w:style>
   <w:style w:type="paragraph" w:styleId="ListParagraph">
     <w:name w:val="List Paragraph"/>
@@ -1796,6 +1822,68 @@
       <w:sz w:val="18"/>
       <w:szCs w:val="18"/>
       <w:lang w:val="en-GB"/>
+    </w:rPr>
+  </w:style>
+  <w:style w:type="paragraph" w:styleId="Header">
+    <w:name w:val="header"/>
+    <w:basedOn w:val="Normal"/>
+    <w:link w:val="HeaderChar"/>
+    <w:uiPriority w:val="99"/>
+    <w:unhideWhenUsed/>
+    <w:rsid w:val="004F7994"/>
+    <w:pPr>
+      <w:tabs>
+        <w:tab w:val="center" w:pos="4680"/>
+        <w:tab w:val="right" w:pos="9360"/>
+      </w:tabs>
+    </w:pPr>
+    <w:rPr>
+      <w:rFonts w:ascii="Calibri" w:eastAsia="MS Mincho" w:hAnsi="Calibri"/>
+      <w:sz w:val="22"/>
+      <w:szCs w:val="22"/>
+      <w:lang w:val="en-US"/>
+    </w:rPr>
+  </w:style>
+  <w:style w:type="character" w:customStyle="1" w:styleId="HeaderChar">
+    <w:name w:val="Header Char"/>
+    <w:link w:val="Header"/>
+    <w:uiPriority w:val="99"/>
+    <w:rsid w:val="004F7994"/>
+    <w:rPr>
+      <w:rFonts w:ascii="Calibri" w:eastAsia="MS Mincho" w:hAnsi="Calibri"/>
+      <w:sz w:val="22"/>
+      <w:szCs w:val="22"/>
+    </w:rPr>
+  </w:style>
+  <w:style w:type="paragraph" w:styleId="Footer">
+    <w:name w:val="footer"/>
+    <w:basedOn w:val="Normal"/>
+    <w:link w:val="FooterChar"/>
+    <w:uiPriority w:val="99"/>
+    <w:unhideWhenUsed/>
+    <w:rsid w:val="00374718"/>
+    <w:pPr>
+      <w:tabs>
+        <w:tab w:val="center" w:pos="4680"/>
+        <w:tab w:val="right" w:pos="9360"/>
+      </w:tabs>
+    </w:pPr>
+    <w:rPr>
+      <w:rFonts w:ascii="Calibri" w:eastAsia="MS Mincho" w:hAnsi="Calibri"/>
+      <w:sz w:val="22"/>
+      <w:szCs w:val="22"/>
+      <w:lang w:val="en-US"/>
+    </w:rPr>
+  </w:style>
+  <w:style w:type="character" w:customStyle="1" w:styleId="FooterChar">
+    <w:name w:val="Footer Char"/>
+    <w:link w:val="Footer"/>
+    <w:uiPriority w:val="99"/>
+    <w:rsid w:val="00374718"/>
+    <w:rPr>
+      <w:rFonts w:ascii="Calibri" w:eastAsia="MS Mincho" w:hAnsi="Calibri"/>
+      <w:sz w:val="22"/>
+      <w:szCs w:val="22"/>
     </w:rPr>
   </w:style>
 </w:styles>
